--- a/experiments/exp7-skin-segmentation/report/实验七-人脸皮肤颜色分层.docx
+++ b/experiments/exp7-skin-segmentation/report/实验七-人脸皮肤颜色分层.docx
@@ -34,6 +34,51 @@
           <w:sz w:val="44"/>
         </w:rPr>
         <w:t>实验七  人脸皮肤颜色分层</w:t>
+      </w:r>
+    </w:p>
+    <w:p>
+      <w:pPr>
+        <w:spacing w:before="0" w:after="120" w:line="360" w:lineRule="auto"/>
+        <w:jc w:val="both"/>
+      </w:pPr>
+      <w:r>
+        <w:rPr>
+          <w:rFonts w:ascii="Times New Roman" w:hAnsi="Times New Roman" w:eastAsia="宋体"/>
+          <w:b/>
+          <w:color w:val="000000"/>
+          <w:sz w:val="28"/>
+        </w:rPr>
+        <w:t xml:space="preserve">实验展示链接（在线可交互演示）</w:t>
+      </w:r>
+    </w:p>
+    <w:p>
+      <w:pPr>
+        <w:spacing w:before="0" w:after="120" w:line="360" w:lineRule="auto"/>
+        <w:jc w:val="both"/>
+      </w:pPr>
+      <w:r>
+        <w:rPr>
+          <w:rFonts w:ascii="Times New Roman" w:hAnsi="Times New Roman" w:eastAsia="宋体"/>
+          <w:b w:val="0"/>
+          <w:color w:val="0563C1"/>
+          <w:sz w:val="24"/>
+        </w:rPr>
+        <w:t xml:space="preserve">https://gutsyang-diplab.streamlit.app</w:t>
+      </w:r>
+    </w:p>
+    <w:p>
+      <w:pPr>
+        <w:spacing w:before="0" w:after="120" w:line="360" w:lineRule="auto"/>
+        <w:jc w:val="both"/>
+      </w:pPr>
+      <w:r>
+        <w:rPr>
+          <w:rFonts w:ascii="Times New Roman" w:hAnsi="Times New Roman" w:eastAsia="宋体"/>
+          <w:b w:val="0"/>
+          <w:color w:val="000000"/>
+          <w:sz w:val="21"/>
+        </w:rPr>
+        <w:t xml:space="preserve">本报告的全部实验结果均可在上述在线平台中交互查看，支持自行上传图像并实时调节参数。</w:t>
       </w:r>
     </w:p>
     <w:p/>
@@ -1459,6 +1504,69 @@
         <w:t>基于颜色空间的肤色分割无需训练、计算量小，适合实时人脸粗定位。HSV 与 YCbCr 因把亮度与色度分离，分割效果优于 RGB；结合形态学后处理与多方法投票融合，可进一步抑制噪声与背景干扰，获得较为完整准确的人脸区域。</w:t>
       </w:r>
     </w:p>
+    <w:p>
+      <w:pPr>
+        <w:spacing w:before="0" w:after="120" w:line="360" w:lineRule="auto"/>
+        <w:jc w:val="both"/>
+      </w:pPr>
+      <w:r>
+        <w:rPr>
+          <w:rFonts w:ascii="Times New Roman" w:hAnsi="Times New Roman" w:eastAsia="宋体"/>
+          <w:b/>
+          <w:color w:val="000000"/>
+          <w:sz w:val="28"/>
+        </w:rPr>
+        <w:t xml:space="preserve">3. 实验思考与反思</w:t>
+      </w:r>
+    </w:p>
+    <w:p>
+      <w:pPr>
+        <w:spacing w:before="0" w:after="120" w:line="360" w:lineRule="auto"/>
+        <w:ind w:firstLine="480"/>
+        <w:jc w:val="both"/>
+      </w:pPr>
+      <w:r>
+        <w:rPr>
+          <w:rFonts w:ascii="Times New Roman" w:hAnsi="Times New Roman" w:eastAsia="宋体"/>
+          <w:b w:val="0"/>
+          <w:color w:val="000000"/>
+          <w:sz w:val="24"/>
+        </w:rPr>
+        <w:t xml:space="preserve">RGB 规则的效果比我预想的差不少。原因不难理解：RGB 三个通道都含亮度信息，光照一变，同一块皮肤的 RGB 值就整体偏移，固定阈值自然容易漏检阴影侧的脸。而 YCbCr、HSV 把亮度和色度分开了，所以在明暗变化下稳得多——这个差异在对比图上非常直观。</w:t>
+      </w:r>
+    </w:p>
+    <w:p>
+      <w:pPr>
+        <w:spacing w:before="0" w:after="120" w:line="360" w:lineRule="auto"/>
+        <w:ind w:firstLine="480"/>
+        <w:jc w:val="both"/>
+      </w:pPr>
+      <w:r>
+        <w:rPr>
+          <w:rFonts w:ascii="Times New Roman" w:hAnsi="Times New Roman" w:eastAsia="宋体"/>
+          <w:b w:val="0"/>
+          <w:color w:val="000000"/>
+          <w:sz w:val="24"/>
+        </w:rPr>
+        <w:t xml:space="preserve">类肤色背景误检是另一个麻烦。我拿到的图里，偏黄的背景和木质区域会被判成皮肤。单靠一个颜色空间很难解决，投票融合之后确实干净了不少，但也带来新问题：三个模型都判错的区域融合后依然是错的，而且投票会把一些小块真实皮肤给“投掉”。所以融合提升的是整体鲁棒性，不是万能修正。</w:t>
+      </w:r>
+    </w:p>
+    <w:p>
+      <w:pPr>
+        <w:spacing w:before="0" w:after="120" w:line="360" w:lineRule="auto"/>
+        <w:ind w:firstLine="480"/>
+        <w:jc w:val="both"/>
+      </w:pPr>
+      <w:r>
+        <w:rPr>
+          <w:rFonts w:ascii="Times New Roman" w:hAnsi="Times New Roman" w:eastAsia="宋体"/>
+          <w:b w:val="0"/>
+          <w:color w:val="000000"/>
+          <w:sz w:val="24"/>
+        </w:rPr>
+        <w:t xml:space="preserve">还有一点值得记下：本次用的都是公开数据集的人脸图，光线和背景相对干净。换成我自己拍的证件照再试，光照不均和背景复杂时效果明显下滑。说明传统颜色方法对成像条件很敏感，真要实用还得加光照归一化之类的预处理，这也是它和深度学习方法的主要差距所在。</w:t>
+      </w:r>
+    </w:p>
     <w:sectPr>
       <w:pgSz w:w="12240" w:h="15840"/>
       <w:pgMar w:top="1440" w:right="1800" w:bottom="1440" w:left="1800" w:header="720" w:footer="720" w:gutter="0"/>

--- a/experiments/exp7-skin-segmentation/report/实验七-人脸皮肤颜色分层.docx
+++ b/experiments/exp7-skin-segmentation/report/实验七-人脸皮肤颜色分层.docx
@@ -2,179 +2,340 @@
 <file path=word/document.xml><?xml version="1.0" encoding="utf-8"?>
 <w:document xmlns:wpc="http://schemas.microsoft.com/office/word/2010/wordprocessingCanvas" xmlns:mo="http://schemas.microsoft.com/office/mac/office/2008/main" xmlns:mc="http://schemas.openxmlformats.org/markup-compatibility/2006" xmlns:mv="urn:schemas-microsoft-com:mac:vml" xmlns:o="urn:schemas-microsoft-com:office:office" xmlns:r="http://schemas.openxmlformats.org/officeDocument/2006/relationships" xmlns:m="http://schemas.openxmlformats.org/officeDocument/2006/math" xmlns:v="urn:schemas-microsoft-com:vml" xmlns:wp14="http://schemas.microsoft.com/office/word/2010/wordprocessingDrawing" xmlns:wp="http://schemas.openxmlformats.org/drawingml/2006/wordprocessingDrawing" xmlns:w10="urn:schemas-microsoft-com:office:word" xmlns:w="http://schemas.openxmlformats.org/wordprocessingml/2006/main" xmlns:w14="http://schemas.microsoft.com/office/word/2010/wordml" xmlns:wpg="http://schemas.microsoft.com/office/word/2010/wordprocessingGroup" xmlns:wpi="http://schemas.microsoft.com/office/word/2010/wordprocessingInk" xmlns:wne="http://schemas.microsoft.com/office/word/2006/wordml" xmlns:wps="http://schemas.microsoft.com/office/word/2010/wordprocessingShape" mc:Ignorable="w14 wp14">
   <w:body>
-    <w:p/>
-    <w:p/>
-    <w:p/>
     <w:p>
       <w:pPr>
-        <w:spacing w:before="0" w:after="120" w:line="360" w:lineRule="auto"/>
+        <w:jc w:val="both"/>
+      </w:pPr>
+      <w:r>
+        <w:rPr>
+          <w:rFonts w:ascii="Times" w:hAnsi="Times" w:cs="Times"/>
+          <w:sz w:val="32"/>
+          <w:sz-cs w:val="32"/>
+        </w:rPr>
+        <w:t xml:space="preserve"/>
+      </w:r>
+    </w:p>
+    <w:p>
+      <w:pPr>
+        <w:jc w:val="both"/>
+      </w:pPr>
+      <w:r>
+        <w:rPr>
+          <w:rFonts w:ascii="Times New Roman" w:hAnsi="Times New Roman" w:cs="Times New Roman"/>
+          <w:sz w:val="21"/>
+          <w:sz-cs w:val="21"/>
+          <w:color w:val="FF0000"/>
+        </w:rPr>
+        <w:t xml:space="preserve"/>
+      </w:r>
+    </w:p>
+    <w:p>
+      <w:pPr>
+        <w:jc w:val="both"/>
+      </w:pPr>
+      <w:r>
+        <w:rPr>
+          <w:rFonts w:ascii="Times New Roman" w:hAnsi="Times New Roman" w:cs="Times New Roman"/>
+          <w:sz w:val="21"/>
+          <w:sz-cs w:val="21"/>
+          <w:color w:val="FF0000"/>
+        </w:rPr>
+        <w:t xml:space="preserve"/>
+      </w:r>
+    </w:p>
+    <w:p>
+      <w:pPr>
         <w:jc w:val="center"/>
       </w:pPr>
       <w:r>
         <w:rPr>
-          <w:rFonts w:ascii="Times New Roman" w:hAnsi="Times New Roman" w:eastAsia="黑体"/>
+          <w:rFonts w:ascii="Times New Roman" w:hAnsi="Times New Roman" w:cs="Times New Roman"/>
+          <w:sz w:val="28"/>
+          <w:sz-cs w:val="28"/>
           <w:b/>
-          <w:color w:val="000000"/>
-          <w:sz w:val="44"/>
         </w:rPr>
-        <w:t>数字图像处理实验报告书</w:t>
+        <w:t xml:space="preserve"/>
       </w:r>
     </w:p>
-    <w:p/>
     <w:p>
       <w:pPr>
-        <w:spacing w:before="0" w:after="120" w:line="360" w:lineRule="auto"/>
         <w:jc w:val="center"/>
       </w:pPr>
       <w:r>
         <w:rPr>
-          <w:rFonts w:ascii="Times New Roman" w:hAnsi="Times New Roman" w:eastAsia="黑体"/>
+          <w:rFonts w:ascii="Times New Roman" w:hAnsi="Times New Roman" w:cs="Times New Roman"/>
+          <w:sz w:val="28"/>
+          <w:sz-cs w:val="28"/>
           <w:b/>
-          <w:color w:val="000000"/>
-          <w:sz w:val="44"/>
         </w:rPr>
-        <w:t>实验七  人脸皮肤颜色分层</w:t>
+        <w:t xml:space="preserve"/>
       </w:r>
     </w:p>
     <w:p>
       <w:pPr>
-        <w:spacing w:before="0" w:after="120" w:line="360" w:lineRule="auto"/>
-        <w:jc w:val="both"/>
+        <w:jc w:val="center"/>
+        <w:spacing w:before="312"/>
       </w:pPr>
       <w:r>
         <w:rPr>
-          <w:rFonts w:ascii="Times New Roman" w:hAnsi="Times New Roman" w:eastAsia="宋体"/>
-          <w:b/>
-          <w:color w:val="000000"/>
-          <w:sz w:val="28"/>
+          <w:rFonts w:ascii="Times New Roman" w:hAnsi="Times New Roman" w:cs="Times New Roman"/>
+          <w:sz w:val="72"/>
+          <w:sz-cs w:val="72"/>
+          <w:spacing w:val="20"/>
         </w:rPr>
-        <w:t xml:space="preserve">实验展示链接（在线可交互演示）</w:t>
+        <w:t xml:space="preserve">数字图像处理实验报告书</w:t>
       </w:r>
     </w:p>
     <w:p>
       <w:pPr>
-        <w:spacing w:before="0" w:after="120" w:line="360" w:lineRule="auto"/>
         <w:jc w:val="both"/>
+        <w:ind w:first-line="897"/>
       </w:pPr>
       <w:r>
         <w:rPr>
-          <w:rFonts w:ascii="Times New Roman" w:hAnsi="Times New Roman" w:eastAsia="宋体"/>
-          <w:b w:val="0"/>
-          <w:color w:val="0563C1"/>
+          <w:rFonts w:ascii="STKaiti" w:hAnsi="STKaiti" w:cs="STKaiti"/>
+          <w:sz w:val="44"/>
+          <w:sz-cs w:val="44"/>
+        </w:rPr>
+        <w:t xml:space="preserve">                                    </w:t>
+      </w:r>
+      <w:r>
+        <w:rPr>
+          <w:rFonts w:ascii="Times New Roman" w:hAnsi="Times New Roman" w:cs="Times New Roman"/>
           <w:sz w:val="24"/>
+          <w:sz-cs w:val="24"/>
+          <w:color w:val="008000"/>
         </w:rPr>
-        <w:t xml:space="preserve">https://gutsyang-diplab.streamlit.app</w:t>
+        <w:t xml:space="preserve"/>
       </w:r>
     </w:p>
     <w:p>
       <w:pPr>
-        <w:spacing w:before="0" w:after="120" w:line="360" w:lineRule="auto"/>
-        <w:jc w:val="both"/>
-      </w:pPr>
-      <w:r>
-        <w:rPr>
-          <w:rFonts w:ascii="Times New Roman" w:hAnsi="Times New Roman" w:eastAsia="宋体"/>
-          <w:b w:val="0"/>
-          <w:color w:val="000000"/>
-          <w:sz w:val="21"/>
-        </w:rPr>
-        <w:t xml:space="preserve">本报告的全部实验结果均可在上述在线平台中交互查看，支持自行上传图像并实时调节参数。</w:t>
-      </w:r>
-    </w:p>
-    <w:p/>
-    <w:p/>
-    <w:p/>
-    <w:p/>
-    <w:p/>
-    <w:p/>
-    <w:p>
-      <w:pPr>
-        <w:spacing w:after="200"/>
         <w:jc w:val="center"/>
       </w:pPr>
       <w:r>
         <w:rPr>
-          <w:rFonts w:ascii="Times New Roman" w:hAnsi="Times New Roman" w:eastAsia="宋体"/>
-          <w:b w:val="0"/>
-          <w:color w:val="000000"/>
-          <w:sz w:val="28"/>
+          <w:rFonts w:ascii="STKaiti" w:hAnsi="STKaiti" w:cs="STKaiti"/>
+          <w:sz w:val="44"/>
+          <w:sz-cs w:val="44"/>
+          <w:u w:val="single"/>
         </w:rPr>
-        <w:t>学  院        计算机科学与工程学院</w:t>
+        <w:t xml:space="preserve"/>
       </w:r>
     </w:p>
     <w:p>
       <w:pPr>
-        <w:spacing w:after="200"/>
         <w:jc w:val="center"/>
       </w:pPr>
       <w:r>
         <w:rPr>
-          <w:rFonts w:ascii="Times New Roman" w:hAnsi="Times New Roman" w:eastAsia="宋体"/>
-          <w:b w:val="0"/>
-          <w:color w:val="000000"/>
-          <w:sz w:val="28"/>
+          <w:rFonts w:ascii="STKaiti" w:hAnsi="STKaiti" w:cs="STKaiti"/>
+          <w:sz w:val="44"/>
+          <w:sz-cs w:val="44"/>
+          <w:u w:val="single"/>
         </w:rPr>
-        <w:t xml:space="preserve">专  业        </w:t>
+        <w:t xml:space="preserve"/>
       </w:r>
     </w:p>
     <w:p>
       <w:pPr>
-        <w:spacing w:after="200"/>
-        <w:jc w:val="center"/>
+        <w:jc w:val="both"/>
+        <w:ind w:first-line="1976"/>
       </w:pPr>
       <w:r>
         <w:rPr>
-          <w:rFonts w:ascii="Times New Roman" w:hAnsi="Times New Roman" w:eastAsia="宋体"/>
-          <w:b w:val="0"/>
-          <w:color w:val="000000"/>
-          <w:sz w:val="28"/>
+          <w:rFonts w:ascii="Times" w:hAnsi="Times" w:cs="Times"/>
+          <w:sz w:val="30"/>
+          <w:sz-cs w:val="30"/>
+          <w:b/>
         </w:rPr>
-        <w:t xml:space="preserve">学生姓名        </w:t>
+        <w:t xml:space="preserve">学  院   </w:t>
+      </w:r>
+      <w:r>
+        <w:rPr>
+          <w:rFonts w:ascii="Times" w:hAnsi="Times" w:cs="Times"/>
+          <w:sz w:val="30"/>
+          <w:sz-cs w:val="30"/>
+          <w:b/>
+          <w:u w:val="single"/>
+        </w:rPr>
+        <w:t xml:space="preserve">    计算机科学与工程学院 </w:t>
       </w:r>
     </w:p>
     <w:p>
       <w:pPr>
-        <w:spacing w:after="200"/>
-        <w:jc w:val="center"/>
+        <w:jc w:val="both"/>
+        <w:ind w:first-line="1976"/>
       </w:pPr>
       <w:r>
         <w:rPr>
-          <w:rFonts w:ascii="Times New Roman" w:hAnsi="Times New Roman" w:eastAsia="宋体"/>
-          <w:b w:val="0"/>
-          <w:color w:val="000000"/>
-          <w:sz w:val="28"/>
+          <w:rFonts w:ascii="Times" w:hAnsi="Times" w:cs="Times"/>
+          <w:sz w:val="30"/>
+          <w:sz-cs w:val="30"/>
+          <w:b/>
         </w:rPr>
-        <w:t xml:space="preserve">学生学号        </w:t>
+        <w:t xml:space="preserve">专  业   </w:t>
+      </w:r>
+      <w:r>
+        <w:rPr>
+          <w:rFonts w:ascii="Times" w:hAnsi="Times" w:cs="Times"/>
+          <w:sz w:val="30"/>
+          <w:sz-cs w:val="30"/>
+          <w:b/>
+          <w:u w:val="single"/>
+        </w:rPr>
+        <w:t xml:space="preserve">     计算机科学与技术    </w:t>
+      </w:r>
+      <w:r>
+        <w:rPr>
+          <w:rFonts w:ascii="Times" w:hAnsi="Times" w:cs="Times"/>
+          <w:sz w:val="30"/>
+          <w:sz-cs w:val="30"/>
+          <w:b/>
+        </w:rPr>
+        <w:t xml:space="preserve"/>
       </w:r>
     </w:p>
     <w:p>
       <w:pPr>
-        <w:spacing w:after="200"/>
-        <w:jc w:val="center"/>
+        <w:jc w:val="both"/>
+        <w:ind w:first-line="1976"/>
       </w:pPr>
       <w:r>
         <w:rPr>
-          <w:rFonts w:ascii="Times New Roman" w:hAnsi="Times New Roman" w:eastAsia="宋体"/>
-          <w:b w:val="0"/>
-          <w:color w:val="000000"/>
-          <w:sz w:val="28"/>
+          <w:rFonts w:ascii="Times" w:hAnsi="Times" w:cs="Times"/>
+          <w:sz w:val="30"/>
+          <w:sz-cs w:val="30"/>
+          <w:b/>
         </w:rPr>
-        <w:t>任课教师        沃  焱</w:t>
+        <w:t xml:space="preserve">学生姓名 </w:t>
+      </w:r>
+      <w:r>
+        <w:rPr>
+          <w:rFonts w:ascii="Times" w:hAnsi="Times" w:cs="Times"/>
+          <w:sz w:val="30"/>
+          <w:sz-cs w:val="30"/>
+          <w:b/>
+          <w:u w:val="single"/>
+        </w:rPr>
+        <w:t xml:space="preserve">         廖晨扬          </w:t>
       </w:r>
     </w:p>
     <w:p>
       <w:pPr>
-        <w:spacing w:after="200"/>
-        <w:jc w:val="center"/>
+        <w:jc w:val="both"/>
+        <w:ind w:first-line="1976"/>
       </w:pPr>
       <w:r>
         <w:rPr>
-          <w:rFonts w:ascii="Times New Roman" w:hAnsi="Times New Roman" w:eastAsia="宋体"/>
-          <w:b w:val="0"/>
-          <w:color w:val="000000"/>
-          <w:sz w:val="28"/>
+          <w:rFonts w:ascii="Times" w:hAnsi="Times" w:cs="Times"/>
+          <w:sz w:val="30"/>
+          <w:sz-cs w:val="30"/>
+          <w:b/>
         </w:rPr>
-        <w:t xml:space="preserve">成  绩        </w:t>
+        <w:t xml:space="preserve">学生学号 </w:t>
+      </w:r>
+      <w:r>
+        <w:rPr>
+          <w:rFonts w:ascii="Times" w:hAnsi="Times" w:cs="Times"/>
+          <w:sz w:val="30"/>
+          <w:sz-cs w:val="30"/>
+          <w:b/>
+          <w:u w:val="single"/>
+        </w:rPr>
+        <w:t xml:space="preserve">       202330451061      </w:t>
+      </w:r>
+      <w:r>
+        <w:rPr>
+          <w:rFonts w:ascii="Times" w:hAnsi="Times" w:cs="Times"/>
+          <w:sz w:val="30"/>
+          <w:sz-cs w:val="30"/>
+          <w:b/>
+        </w:rPr>
+        <w:t xml:space="preserve"/>
+      </w:r>
+    </w:p>
+    <w:p>
+      <w:pPr>
+        <w:jc w:val="both"/>
+        <w:ind w:first-line="1976"/>
+      </w:pPr>
+      <w:r>
+        <w:rPr>
+          <w:rFonts w:ascii="Times" w:hAnsi="Times" w:cs="Times"/>
+          <w:sz w:val="30"/>
+          <w:sz-cs w:val="30"/>
+          <w:b/>
+        </w:rPr>
+        <w:t xml:space="preserve">任课教师 </w:t>
+      </w:r>
+      <w:r>
+        <w:rPr>
+          <w:rFonts w:ascii="Times" w:hAnsi="Times" w:cs="Times"/>
+          <w:sz w:val="30"/>
+          <w:sz-cs w:val="30"/>
+          <w:b/>
+          <w:u w:val="single"/>
+        </w:rPr>
+        <w:t xml:space="preserve">        沃      焱       </w:t>
+      </w:r>
+      <w:r>
+        <w:rPr>
+          <w:rFonts w:ascii="Times" w:hAnsi="Times" w:cs="Times"/>
+          <w:sz w:val="30"/>
+          <w:sz-cs w:val="30"/>
+          <w:b/>
+        </w:rPr>
+        <w:t xml:space="preserve"/>
+      </w:r>
+    </w:p>
+    <w:p>
+      <w:pPr>
+        <w:jc w:val="both"/>
+        <w:ind w:first-line="1976"/>
+      </w:pPr>
+      <w:r>
+        <w:rPr>
+          <w:rFonts w:ascii="Times" w:hAnsi="Times" w:cs="Times"/>
+          <w:sz w:val="30"/>
+          <w:sz-cs w:val="30"/>
+          <w:b/>
+        </w:rPr>
+        <w:t xml:space="preserve">成    绩 </w:t>
+      </w:r>
+      <w:r>
+        <w:rPr>
+          <w:rFonts w:ascii="Times" w:hAnsi="Times" w:cs="Times"/>
+          <w:sz w:val="30"/>
+          <w:sz-cs w:val="30"/>
+          <w:b/>
+          <w:u w:val="single"/>
+        </w:rPr>
+        <w:t xml:space="preserve">                         </w:t>
+      </w:r>
+      <w:r>
+        <w:rPr>
+          <w:rFonts w:ascii="Times" w:hAnsi="Times" w:cs="Times"/>
+          <w:sz w:val="30"/>
+          <w:sz-cs w:val="30"/>
+          <w:b/>
+        </w:rPr>
+        <w:t xml:space="preserve"/>
+      </w:r>
+    </w:p>
+    <w:p>
+      <w:pPr>
+        <w:jc w:val="both"/>
+        <w:ind w:first-line="420"/>
+      </w:pPr>
+      <w:r>
+        <w:rPr>
+          <w:rFonts w:ascii="Times New Roman" w:hAnsi="Times New Roman" w:cs="Times New Roman"/>
+          <w:sz w:val="21"/>
+          <w:sz-cs w:val="21"/>
+          <w:color w:val="008000"/>
+        </w:rPr>
+        <w:t xml:space="preserve"/>
       </w:r>
     </w:p>
     <w:p>
@@ -842,6 +1003,61 @@
     </w:p>
     <w:p>
       <w:pPr>
+        <w:spacing w:before="0" w:after="160" w:line="240" w:lineRule="auto"/>
+        <w:jc w:val="center"/>
+      </w:pPr>
+      <w:r>
+        <w:rPr>
+          <w:rFonts w:ascii="Times New Roman" w:hAnsi="Times New Roman" w:eastAsia="宋体"/>
+          <w:b w:val="0"/>
+          <w:color w:val="000000"/>
+          <w:sz w:val="21"/>
+        </w:rPr>
+        <w:t>图 6  6 张自拍照片的投票融合结果（批量测试）</w:t>
+      </w:r>
+    </w:p>
+    <w:p>
+      <w:pPr>
+        <w:spacing w:before="120" w:after="0"/>
+        <w:jc w:val="center"/>
+      </w:pPr>
+      <w:r>
+        <w:drawing>
+          <wp:inline xmlns:a="http://schemas.openxmlformats.org/drawingml/2006/main" xmlns:pic="http://schemas.openxmlformats.org/drawingml/2006/picture">
+            <wp:extent cx="5400000" cy="3600000"/>
+            <wp:docPr id="6" name="Picture 6"/>
+            <wp:cNvGraphicFramePr>
+              <a:graphicFrameLocks noChangeAspect="1"/>
+            </wp:cNvGraphicFramePr>
+            <a:graphic>
+              <a:graphicData uri="http://schemas.openxmlformats.org/drawingml/2006/picture">
+                <pic:pic>
+                  <pic:nvPicPr>
+                    <pic:cNvPr id="0" name="myself_batch_fused_grid.png"/>
+                    <pic:cNvPicPr/>
+                  </pic:nvPicPr>
+                  <pic:blipFill>
+                    <a:blip r:embed="rId14"/>
+                    <a:stretch>
+                      <a:fillRect/>
+                    </a:stretch>
+                  </pic:blipFill>
+                  <pic:spPr>
+                    <a:xfrm>
+                      <a:off x="0" y="0"/>
+                      <a:ext cx="5400000" cy="3600000"/>
+                    </a:xfrm>
+                    <a:prstGeom prst="rect"/>
+                  </pic:spPr>
+                </pic:pic>
+              </a:graphicData>
+            </a:graphic>
+          </wp:inline>
+        </w:drawing>
+      </w:r>
+    </w:p>
+    <w:p>
+      <w:pPr>
         <w:spacing w:before="0" w:after="0" w:line="360" w:lineRule="auto"/>
         <w:ind w:firstLine="480"/>
         <w:jc w:val="both"/>
@@ -853,7 +1069,7 @@
           <w:color w:val="000000"/>
           <w:sz w:val="24"/>
         </w:rPr>
-        <w:t>本实验对 6 张证件照（覆盖蓝底、白底、灰底三种背景）进行了批量测试。由图 1、图 2 可见，三种方法均能大致定位人脸区域，但效果存在差异。由图 3、图 4 可见，形态学后处理有效去除了零散噪点，最大连通域提取能够得到完整的人脸候选区。由图 5 可见，投票融合后背景误检明显减少，结果比任一单一方法更稳定。</w:t>
+        <w:t>本实验以 data/myself 目录下的 6 张自拍照片（2023-4-22、2023-8-2、2024-1-8、2024-12-25、2026-7-4、2026-7-5，涵盖不同时间、光照与背景）为测试对象进行了批量测试。由图 1、图 2 可见，三种方法均能大致定位人脸区域，但效果存在差异。由图 3、图 4 可见，形态学后处理有效去除了零散噪点，最大连通域提取能够得到完整的人脸候选区。由图 5 可见，投票融合后背景误检明显减少，结果比任一单一方法更稳定。图 6 给出 6 张自拍的融合结果，可见在不同拍摄条件下均能有效提取肤色区域。</w:t>
       </w:r>
     </w:p>
     <w:p>

--- a/experiments/exp7-skin-segmentation/report/实验七-人脸皮肤颜色分层.docx
+++ b/experiments/exp7-skin-segmentation/report/实验七-人脸皮肤颜色分层.docx
@@ -734,7 +734,7 @@
       <w:r>
         <w:drawing>
           <wp:inline xmlns:a="http://schemas.openxmlformats.org/drawingml/2006/main" xmlns:pic="http://schemas.openxmlformats.org/drawingml/2006/picture">
-            <wp:extent cx="5400000" cy="1350000"/>
+            <wp:extent cx="5486400" cy="1371600"/>
             <wp:docPr id="1" name="Picture 1"/>
             <wp:cNvGraphicFramePr>
               <a:graphicFrameLocks noChangeAspect="1"/>
@@ -789,7 +789,7 @@
       <w:r>
         <w:drawing>
           <wp:inline xmlns:a="http://schemas.openxmlformats.org/drawingml/2006/main" xmlns:pic="http://schemas.openxmlformats.org/drawingml/2006/picture">
-            <wp:extent cx="5400000" cy="1350000"/>
+            <wp:extent cx="5486400" cy="1371600"/>
             <wp:docPr id="2" name="Picture 2"/>
             <wp:cNvGraphicFramePr>
               <a:graphicFrameLocks noChangeAspect="1"/>
@@ -844,7 +844,7 @@
       <w:r>
         <w:drawing>
           <wp:inline xmlns:a="http://schemas.openxmlformats.org/drawingml/2006/main" xmlns:pic="http://schemas.openxmlformats.org/drawingml/2006/picture">
-            <wp:extent cx="3600000" cy="3600000"/>
+            <wp:extent cx="3840480" cy="3840480"/>
             <wp:docPr id="3" name="Picture 3"/>
             <wp:cNvGraphicFramePr>
               <a:graphicFrameLocks noChangeAspect="1"/>
@@ -899,7 +899,7 @@
       <w:r>
         <w:drawing>
           <wp:inline xmlns:a="http://schemas.openxmlformats.org/drawingml/2006/main" xmlns:pic="http://schemas.openxmlformats.org/drawingml/2006/picture">
-            <wp:extent cx="3600000" cy="3600000"/>
+            <wp:extent cx="3840480" cy="3840480"/>
             <wp:docPr id="4" name="Picture 4"/>
             <wp:cNvGraphicFramePr>
               <a:graphicFrameLocks noChangeAspect="1"/>
@@ -954,7 +954,7 @@
       <w:r>
         <w:drawing>
           <wp:inline xmlns:a="http://schemas.openxmlformats.org/drawingml/2006/main" xmlns:pic="http://schemas.openxmlformats.org/drawingml/2006/picture">
-            <wp:extent cx="4320000" cy="4320000"/>
+            <wp:extent cx="3840480" cy="3840480"/>
             <wp:docPr id="5" name="Picture 5"/>
             <wp:cNvGraphicFramePr>
               <a:graphicFrameLocks noChangeAspect="1"/>
@@ -1024,7 +1024,7 @@
       <w:r>
         <w:drawing>
           <wp:inline xmlns:a="http://schemas.openxmlformats.org/drawingml/2006/main" xmlns:pic="http://schemas.openxmlformats.org/drawingml/2006/picture">
-            <wp:extent cx="5400000" cy="3600000"/>
+            <wp:extent cx="5486400" cy="3657600"/>
             <wp:docPr id="6" name="Picture 6"/>
             <wp:cNvGraphicFramePr>
               <a:graphicFrameLocks noChangeAspect="1"/>
